--- a/app/doc_templates/p2_standard_v1/M05_agm_documents_package_standard.docx
+++ b/app/doc_templates/p2_standard_v1/M05_agm_documents_package_standard.docx
@@ -79,162 +79,24 @@
           <w:i w:val="0"/>
           <w:sz w:val="24"/>
         </w:rPr>
-        <w:t>NOTICE OF AN ANNUAL GENERAL MEETING</w:t>
+        <w:t>DIRECTORS' RESOLUTIONS IN WRITING</w:t>
       </w:r>
     </w:p>
-    <w:tbl>
-      <w:tblPr>
-        <w:tblW w:type="dxa" w:w="8760"/>
-        <w:tblLook w:firstColumn="1" w:firstRow="1" w:lastColumn="0" w:lastRow="0" w:noHBand="0" w:noVBand="1" w:val="04A0"/>
-        <w:tblBorders>
-          <w:top w:val="single" w:sz="4" w:space="0" w:color="B8C1CC"/>
-          <w:left w:val="single" w:sz="4" w:space="0" w:color="B8C1CC"/>
-          <w:bottom w:val="single" w:sz="4" w:space="0" w:color="B8C1CC"/>
-          <w:right w:val="single" w:sz="4" w:space="0" w:color="B8C1CC"/>
-          <w:insideH w:val="single" w:sz="4" w:space="0" w:color="B8C1CC"/>
-          <w:insideV w:val="single" w:sz="4" w:space="0" w:color="B8C1CC"/>
-        </w:tblBorders>
-        <w:tblCellMar>
-          <w:top w:w="90" w:type="dxa"/>
-          <w:bottom w:w="90" w:type="dxa"/>
-          <w:start w:w="110" w:type="dxa"/>
-          <w:end w:w="110" w:type="dxa"/>
-        </w:tblCellMar>
-      </w:tblPr>
-      <w:tblGrid>
-        <w:gridCol w:w="3900"/>
-        <w:gridCol w:w="1800"/>
-        <w:gridCol w:w="3060"/>
-      </w:tblGrid>
-      <w:tr>
-        <w:tc>
-          <w:tcPr>
-            <w:tcW w:type="dxa" w:w="3900"/>
-            <w:shd w:fill="F2F4F7"/>
-            <w:vAlign w:val="center"/>
-          </w:tcPr>
-          <w:p>
-            <w:pPr>
-              <w:spacing w:before="0" w:after="0"/>
-              <w:jc w:val="center"/>
-            </w:pPr>
-            <w:r>
-              <w:rPr>
-                <w:rFonts w:ascii="Calibri" w:hAnsi="Calibri" w:eastAsia="Microsoft YaHei"/>
-                <w:b/>
-                <w:sz w:val="18"/>
-              </w:rPr>
-              <w:t>Meeting place</w:t>
-            </w:r>
-          </w:p>
-        </w:tc>
-        <w:tc>
-          <w:tcPr>
-            <w:tcW w:type="dxa" w:w="1800"/>
-            <w:shd w:fill="F2F4F7"/>
-            <w:vAlign w:val="center"/>
-          </w:tcPr>
-          <w:p>
-            <w:pPr>
-              <w:spacing w:before="0" w:after="0"/>
-              <w:jc w:val="center"/>
-            </w:pPr>
-            <w:r>
-              <w:rPr>
-                <w:rFonts w:ascii="Calibri" w:hAnsi="Calibri" w:eastAsia="Microsoft YaHei"/>
-                <w:b/>
-                <w:sz w:val="18"/>
-              </w:rPr>
-              <w:t>Meeting time</w:t>
-            </w:r>
-          </w:p>
-        </w:tc>
-        <w:tc>
-          <w:tcPr>
-            <w:tcW w:type="dxa" w:w="3060"/>
-            <w:shd w:fill="F2F4F7"/>
-            <w:vAlign w:val="center"/>
-          </w:tcPr>
-          <w:p>
-            <w:pPr>
-              <w:spacing w:before="0" w:after="0"/>
-              <w:jc w:val="center"/>
-            </w:pPr>
-            <w:r>
-              <w:rPr>
-                <w:rFonts w:ascii="Calibri" w:hAnsi="Calibri" w:eastAsia="Microsoft YaHei"/>
-                <w:b/>
-                <w:sz w:val="18"/>
-              </w:rPr>
-              <w:t>Meeting date</w:t>
-            </w:r>
-          </w:p>
-        </w:tc>
-      </w:tr>
-      <w:tr>
-        <w:tc>
-          <w:tcPr>
-            <w:tcW w:type="dxa" w:w="3900"/>
-            <w:vAlign w:val="center"/>
-          </w:tcPr>
-          <w:p>
-            <w:pPr>
-              <w:spacing w:before="0" w:after="0"/>
-            </w:pPr>
-            <w:r>
-              <w:rPr>
-                <w:rFonts w:ascii="Calibri" w:hAnsi="Calibri" w:eastAsia="Microsoft YaHei"/>
-                <w:b w:val="0"/>
-                <w:sz w:val="18"/>
-              </w:rPr>
-              <w:t>{{m05.agm_place}}</w:t>
-            </w:r>
-          </w:p>
-        </w:tc>
-        <w:tc>
-          <w:tcPr>
-            <w:tcW w:type="dxa" w:w="1800"/>
-            <w:vAlign w:val="center"/>
-          </w:tcPr>
-          <w:p>
-            <w:pPr>
-              <w:spacing w:before="0" w:after="0"/>
-            </w:pPr>
-            <w:r>
-              <w:rPr>
-                <w:rFonts w:ascii="Calibri" w:hAnsi="Calibri" w:eastAsia="Microsoft YaHei"/>
-                <w:b w:val="0"/>
-                <w:sz w:val="18"/>
-              </w:rPr>
-              <w:t>{{m05.agm_time}}</w:t>
-            </w:r>
-          </w:p>
-        </w:tc>
-        <w:tc>
-          <w:tcPr>
-            <w:tcW w:type="dxa" w:w="3060"/>
-            <w:vAlign w:val="center"/>
-          </w:tcPr>
-          <w:p>
-            <w:pPr>
-              <w:spacing w:before="0" w:after="0"/>
-            </w:pPr>
-            <w:r>
-              <w:rPr>
-                <w:rFonts w:ascii="Calibri" w:hAnsi="Calibri" w:eastAsia="Microsoft YaHei"/>
-                <w:b w:val="0"/>
-                <w:sz w:val="18"/>
-              </w:rPr>
-              <w:t>{{m05.agm_date}}</w:t>
-            </w:r>
-          </w:p>
-        </w:tc>
-      </w:tr>
-    </w:tbl>
     <w:p>
       <w:pPr>
-        <w:spacing w:after="80"/>
+        <w:keepNext/>
+        <w:spacing w:after="240"/>
+        <w:jc w:val="center"/>
       </w:pPr>
+      <w:r>
+        <w:rPr>
+          <w:rFonts w:ascii="Calibri" w:hAnsi="Calibri" w:eastAsia="Microsoft YaHei"/>
+          <w:b w:val="0"/>
+          <w:i w:val="0"/>
+          <w:sz w:val="21"/>
+        </w:rPr>
+        <w:t>Pursuant to the Constitution of the Company</w:t>
+      </w:r>
     </w:p>
     <w:p>
       <w:pPr>
@@ -246,7 +108,7 @@
           <w:b w:val="0"/>
           <w:i w:val="0"/>
         </w:rPr>
-        <w:t>NOTICE IS HEREBY GIVEN that an Annual General Meeting of the Company will be held at the place, time and date stated above, for the purpose of considering and, if thought fit, passing the ordinary business set out below.</w:t>
+        <w:t>The undersigned, being the director(s) of the Company, hereby pass the following resolutions in writing. The resolutions shall have the same force and effect as if they had been passed at a meeting of the Board of Directors duly convened and held.</w:t>
       </w:r>
     </w:p>
     <w:p>
@@ -260,7 +122,7 @@
           <w:b w:val="0"/>
           <w:i w:val="0"/>
         </w:rPr>
-        <w:t>Business</w:t>
+        <w:t>{{m05.board_accounts_title}}</w:t>
       </w:r>
     </w:p>
     <w:p>
@@ -273,7 +135,7 @@
           <w:b w:val="0"/>
           <w:i w:val="0"/>
         </w:rPr>
-        <w:t>1. To receive and consider, and if thought fit, adopt the directors' statement and the financial statements of the Company for the financial year ended {{m05.fye_date_upper}}.</w:t>
+        <w:t>{{m05.board_accounts_resolution_1}}</w:t>
       </w:r>
     </w:p>
     <w:p>
@@ -286,7 +148,21 @@
           <w:b w:val="0"/>
           <w:i w:val="0"/>
         </w:rPr>
-        <w:t>2. To re-elect the director(s) retiring pursuant to the Constitution of the Company, where applicable.</w:t>
+        <w:t>{{m05.board_accounts_resolution_2}}</w:t>
+      </w:r>
+    </w:p>
+    <w:p>
+      <w:pPr>
+        <w:pStyle w:val="Heading1"/>
+        <w:keepNext/>
+      </w:pPr>
+      <w:r>
+        <w:rPr>
+          <w:rFonts w:ascii="Calibri" w:hAnsi="Calibri" w:eastAsia="Microsoft YaHei"/>
+          <w:b w:val="0"/>
+          <w:i w:val="0"/>
+        </w:rPr>
+        <w:t>Annual Review Route</w:t>
       </w:r>
     </w:p>
     <w:p>
@@ -299,7 +175,7 @@
           <w:b w:val="0"/>
           <w:i w:val="0"/>
         </w:rPr>
-        <w:t>3. To approve the non-appointment of an auditor for the ensuing year where the Company qualifies for audit exemption.</w:t>
+        <w:t>{{m05.board_meeting_resolution}}</w:t>
       </w:r>
     </w:p>
     <w:p>
@@ -312,7 +188,21 @@
           <w:b w:val="0"/>
           <w:i w:val="0"/>
         </w:rPr>
-        <w:t>4. To confirm the directors' fees and remuneration for the financial year.</w:t>
+        <w:t>{{m05.board_documents_resolution}}</w:t>
+      </w:r>
+    </w:p>
+    <w:p>
+      <w:pPr>
+        <w:pStyle w:val="Heading1"/>
+        <w:keepNext/>
+      </w:pPr>
+      <w:r>
+        <w:rPr>
+          <w:rFonts w:ascii="Calibri" w:hAnsi="Calibri" w:eastAsia="Microsoft YaHei"/>
+          <w:b w:val="0"/>
+          <w:i w:val="0"/>
+        </w:rPr>
+        <w:t>Annual Return and Statutory Declarations</w:t>
       </w:r>
     </w:p>
     <w:p>
@@ -325,7 +215,7 @@
           <w:b w:val="0"/>
           <w:i w:val="0"/>
         </w:rPr>
-        <w:t>5. To authorise the preparation and lodgement of the Annual Return and related statutory declarations with ACRA / BizFile.</w:t>
+        <w:t>RESOLVED - That {{m05.ar_signer_name}}, acting as {{m05.ar_signer_capacity}}, be authorised to sign the Annual Return, Section 197 certificate, applicable statutory statement, filing authorisation and related statutory declarations, and to authorise the lodgement of the same with ACRA / BizFile.</w:t>
       </w:r>
     </w:p>
     <w:p>
@@ -338,13 +228,26 @@
           <w:b w:val="0"/>
           <w:i w:val="0"/>
         </w:rPr>
-        <w:t>6. To transact any other ordinary business which may be properly transacted at an Annual General Meeting.</w:t>
+        <w:t>{{m05.directors_fee_text}}</w:t>
+      </w:r>
+    </w:p>
+    <w:p>
+      <w:pPr>
+        <w:pStyle w:val="LegalClause"/>
+      </w:pPr>
+      <w:r>
+        <w:rPr>
+          <w:rFonts w:ascii="Calibri" w:hAnsi="Calibri" w:eastAsia="Microsoft YaHei"/>
+          <w:b w:val="0"/>
+          <w:i w:val="0"/>
+        </w:rPr>
+        <w:t>{{m05.directors_remuneration_text}}</w:t>
       </w:r>
     </w:p>
     <w:p>
       <w:pPr>
         <w:pStyle w:val="SignatureBlock"/>
-        <w:spacing w:before="200" w:after="240"/>
+        <w:spacing w:before="240" w:after="200"/>
       </w:pPr>
       <w:r>
         <w:rPr>
@@ -357,8 +260,297 @@
     </w:p>
     <w:p>
       <w:pPr>
+        <w:keepNext/>
+        <w:spacing w:after="80"/>
+      </w:pPr>
+      <w:r>
+        <w:rPr>
+          <w:rFonts w:ascii="Calibri" w:hAnsi="Calibri" w:eastAsia="Microsoft YaHei"/>
+          <w:b/>
+          <w:i w:val="0"/>
+          <w:sz w:val="21"/>
+        </w:rPr>
+        <w:t>DIRECTOR(S)</w:t>
+      </w:r>
+    </w:p>
+    <w:p>
+      <w:pPr>
+        <w:spacing w:after="0"/>
+      </w:pPr>
+      <w:r>
+        <w:rPr>
+          <w:rFonts w:ascii="Calibri" w:hAnsi="Calibri" w:eastAsia="Microsoft YaHei"/>
+          <w:b w:val="0"/>
+          <w:i w:val="0"/>
+          <w:color w:val="FFFFFF"/>
+          <w:sz w:val="2"/>
+        </w:rPr>
+        <w:t>[[REPEAT m05.director_signature_rows[]]]</w:t>
+      </w:r>
+    </w:p>
+    <w:tbl>
+      <w:tblPr>
+        <w:tblW w:type="dxa" w:w="9360"/>
+        <w:tblLook w:firstColumn="1" w:firstRow="1" w:lastColumn="0" w:lastRow="0" w:noHBand="0" w:noVBand="1" w:val="04A0"/>
+        <w:tblBorders>
+          <w:top w:val="single" w:sz="4" w:space="0" w:color="FFFFFF"/>
+          <w:left w:val="single" w:sz="4" w:space="0" w:color="FFFFFF"/>
+          <w:bottom w:val="single" w:sz="4" w:space="0" w:color="FFFFFF"/>
+          <w:right w:val="single" w:sz="4" w:space="0" w:color="FFFFFF"/>
+          <w:insideH w:val="single" w:sz="4" w:space="0" w:color="FFFFFF"/>
+          <w:insideV w:val="single" w:sz="4" w:space="0" w:color="FFFFFF"/>
+        </w:tblBorders>
+        <w:tblCellMar>
+          <w:top w:w="40" w:type="dxa"/>
+          <w:bottom w:w="60" w:type="dxa"/>
+          <w:start w:w="0" w:type="dxa"/>
+          <w:end w:w="160" w:type="dxa"/>
+        </w:tblCellMar>
+      </w:tblPr>
+      <w:tblGrid>
+        <w:gridCol w:w="4680"/>
+        <w:gridCol w:w="4680"/>
+      </w:tblGrid>
+      <w:tr>
+        <w:trPr>
+          <w:cantSplit/>
+        </w:trPr>
+        <w:tc>
+          <w:tcPr>
+            <w:tcW w:type="dxa" w:w="4680"/>
+            <w:vAlign w:val="center"/>
+          </w:tcPr>
+          <w:p>
+            <w:pPr>
+              <w:spacing w:before="0" w:after="0"/>
+            </w:pPr>
+            <w:r>
+              <w:rPr>
+                <w:rFonts w:ascii="Calibri" w:hAnsi="Calibri" w:eastAsia="Microsoft YaHei"/>
+                <w:b w:val="0"/>
+                <w:sz w:val="20"/>
+              </w:rPr>
+              <w:t>{{sigrow.left_block}}</w:t>
+            </w:r>
+          </w:p>
+        </w:tc>
+        <w:tc>
+          <w:tcPr>
+            <w:tcW w:type="dxa" w:w="4680"/>
+            <w:vAlign w:val="center"/>
+          </w:tcPr>
+          <w:p>
+            <w:pPr>
+              <w:spacing w:before="0" w:after="0"/>
+            </w:pPr>
+            <w:r>
+              <w:rPr>
+                <w:rFonts w:ascii="Calibri" w:hAnsi="Calibri" w:eastAsia="Microsoft YaHei"/>
+                <w:b w:val="0"/>
+                <w:sz w:val="20"/>
+              </w:rPr>
+              <w:t>{{sigrow.right_block}}</w:t>
+            </w:r>
+          </w:p>
+        </w:tc>
+      </w:tr>
+    </w:tbl>
+    <w:p>
+      <w:pPr>
+        <w:spacing w:after="0"/>
+      </w:pPr>
+      <w:r>
+        <w:rPr>
+          <w:rFonts w:ascii="Calibri" w:hAnsi="Calibri" w:eastAsia="Microsoft YaHei"/>
+          <w:b w:val="0"/>
+          <w:i w:val="0"/>
+          <w:color w:val="FFFFFF"/>
+          <w:sz w:val="2"/>
+        </w:rPr>
+        <w:t>[[IF m05.use_agm_meeting_documents]]</w:t>
+      </w:r>
+    </w:p>
+    <w:p>
+      <w:r>
+        <w:br w:type="page"/>
+      </w:r>
+    </w:p>
+    <w:p>
+      <w:pPr>
+        <w:keepNext/>
+        <w:spacing w:after="20"/>
+        <w:jc w:val="center"/>
+      </w:pPr>
+      <w:r>
+        <w:rPr>
+          <w:rFonts w:ascii="Calibri" w:hAnsi="Calibri" w:eastAsia="Microsoft YaHei"/>
+          <w:b/>
+          <w:i w:val="0"/>
+          <w:sz w:val="24"/>
+        </w:rPr>
+        <w:t>{{company.company_name}}</w:t>
+      </w:r>
+    </w:p>
+    <w:p>
+      <w:pPr>
+        <w:keepNext/>
+        <w:spacing w:after="20"/>
+        <w:jc w:val="center"/>
+      </w:pPr>
+      <w:r>
+        <w:rPr>
+          <w:rFonts w:ascii="Calibri" w:hAnsi="Calibri" w:eastAsia="Microsoft YaHei"/>
+          <w:b w:val="0"/>
+          <w:i w:val="0"/>
+          <w:sz w:val="20"/>
+        </w:rPr>
+        <w:t>Company Registration No. {{company.uen}}</w:t>
+      </w:r>
+    </w:p>
+    <w:p>
+      <w:pPr>
+        <w:keepNext/>
+        <w:spacing w:after="20"/>
+        <w:jc w:val="center"/>
+      </w:pPr>
+      <w:r>
+        <w:rPr>
+          <w:rFonts w:ascii="Calibri" w:hAnsi="Calibri" w:eastAsia="Microsoft YaHei"/>
+          <w:b w:val="0"/>
+          <w:i w:val="0"/>
+          <w:sz w:val="20"/>
+        </w:rPr>
+        <w:t>(Incorporated in the Republic of Singapore)</w:t>
+      </w:r>
+    </w:p>
+    <w:p>
+      <w:pPr>
+        <w:keepNext/>
+        <w:spacing w:after="240"/>
+        <w:jc w:val="center"/>
+      </w:pPr>
+      <w:r>
+        <w:rPr>
+          <w:rFonts w:ascii="Calibri" w:hAnsi="Calibri" w:eastAsia="Microsoft YaHei"/>
+          <w:b w:val="0"/>
+          <w:i w:val="0"/>
+          <w:sz w:val="20"/>
+        </w:rPr>
+        <w:t>(the "Company")</w:t>
+      </w:r>
+    </w:p>
+    <w:p>
+      <w:pPr>
+        <w:keepNext/>
+        <w:spacing w:after="280"/>
+        <w:jc w:val="center"/>
+      </w:pPr>
+      <w:r>
+        <w:rPr>
+          <w:rFonts w:ascii="Calibri" w:hAnsi="Calibri" w:eastAsia="Microsoft YaHei"/>
+          <w:b/>
+          <w:i w:val="0"/>
+          <w:sz w:val="24"/>
+        </w:rPr>
+        <w:t>NOTICE OF AN ANNUAL GENERAL MEETING OF MEMBERS</w:t>
+      </w:r>
+    </w:p>
+    <w:p>
+      <w:pPr>
+        <w:pStyle w:val="LegalClause"/>
+      </w:pPr>
+      <w:r>
+        <w:rPr>
+          <w:rFonts w:ascii="Calibri" w:hAnsi="Calibri" w:eastAsia="Microsoft YaHei"/>
+          <w:b w:val="0"/>
+          <w:i w:val="0"/>
+        </w:rPr>
+        <w:t>NOTICE IS HEREBY GIVEN that an Annual General Meeting of the members of the Company will be held at {{m05.agm_place}} on {{m05.agm_date}} at {{m05.agm_time}} for the purpose of transacting the following business.</w:t>
+      </w:r>
+    </w:p>
+    <w:p>
+      <w:pPr>
+        <w:pStyle w:val="Heading1"/>
+        <w:keepNext/>
+      </w:pPr>
+      <w:r>
+        <w:rPr>
+          <w:rFonts w:ascii="Calibri" w:hAnsi="Calibri" w:eastAsia="Microsoft YaHei"/>
+          <w:b w:val="0"/>
+          <w:i w:val="0"/>
+        </w:rPr>
+        <w:t>Agenda</w:t>
+      </w:r>
+    </w:p>
+    <w:p>
+      <w:pPr>
+        <w:pStyle w:val="LegalClause"/>
+      </w:pPr>
+      <w:r>
+        <w:rPr>
+          <w:rFonts w:ascii="Calibri" w:hAnsi="Calibri" w:eastAsia="Microsoft YaHei"/>
+          <w:b w:val="0"/>
+          <w:i w:val="0"/>
+        </w:rPr>
+        <w:t>1. {{m05.agm_accounts_business}}</w:t>
+      </w:r>
+    </w:p>
+    <w:p>
+      <w:pPr>
+        <w:pStyle w:val="LegalClause"/>
+      </w:pPr>
+      <w:r>
+        <w:rPr>
+          <w:rFonts w:ascii="Calibri" w:hAnsi="Calibri" w:eastAsia="Microsoft YaHei"/>
+          <w:b w:val="0"/>
+          <w:i w:val="0"/>
+        </w:rPr>
+        <w:t>2. To approve the directors' fees and remuneration for the financial year, where applicable.</w:t>
+      </w:r>
+    </w:p>
+    <w:p>
+      <w:pPr>
+        <w:pStyle w:val="LegalClause"/>
+      </w:pPr>
+      <w:r>
+        <w:rPr>
+          <w:rFonts w:ascii="Calibri" w:hAnsi="Calibri" w:eastAsia="Microsoft YaHei"/>
+          <w:b w:val="0"/>
+          <w:i w:val="0"/>
+        </w:rPr>
+        <w:t>3. To note and approve the non-appointment of auditors for the ensuing year where the Company qualifies for audit exemption.</w:t>
+      </w:r>
+    </w:p>
+    <w:p>
+      <w:pPr>
+        <w:pStyle w:val="LegalClause"/>
+      </w:pPr>
+      <w:r>
+        <w:rPr>
+          <w:rFonts w:ascii="Calibri" w:hAnsi="Calibri" w:eastAsia="Microsoft YaHei"/>
+          <w:b w:val="0"/>
+          <w:i w:val="0"/>
+        </w:rPr>
+        <w:t>4. To authorise the filing of the Annual Return and related declarations with ACRA / BizFile.</w:t>
+      </w:r>
+    </w:p>
+    <w:p>
+      <w:pPr>
+        <w:pStyle w:val="LegalClause"/>
+      </w:pPr>
+      <w:r>
+        <w:rPr>
+          <w:rFonts w:ascii="Calibri" w:hAnsi="Calibri" w:eastAsia="Microsoft YaHei"/>
+          <w:b w:val="0"/>
+          <w:i w:val="0"/>
+        </w:rPr>
+        <w:t>5. To transact any other ordinary business which may properly be transacted at an Annual General Meeting.</w:t>
+      </w:r>
+    </w:p>
+    <w:p>
+      <w:pPr>
         <w:pStyle w:val="SignatureBlock"/>
-        <w:spacing w:after="480"/>
+        <w:spacing w:before="280" w:after="360"/>
       </w:pPr>
       <w:r>
         <w:rPr>
@@ -400,7 +592,7 @@
     <w:p>
       <w:pPr>
         <w:pStyle w:val="SignatureBlock"/>
-        <w:spacing w:after="0"/>
+        <w:spacing w:after="160"/>
       </w:pPr>
       <w:r>
         <w:rPr>
@@ -413,8 +605,8 @@
     </w:p>
     <w:p>
       <w:pPr>
-        <w:pStyle w:val="SmallNote"/>
-        <w:spacing w:before="200" w:after="0"/>
+        <w:pStyle w:val="SignatureBlock"/>
+        <w:spacing w:after="200"/>
       </w:pPr>
       <w:r>
         <w:rPr>
@@ -422,7 +614,20 @@
           <w:b w:val="0"/>
           <w:i w:val="0"/>
         </w:rPr>
-        <w:t>A member entitled to attend and vote at this meeting is entitled to appoint a proxy to attend and vote instead of him/her. A proxy need not be a member of the Company.</w:t>
+        <w:t>Dated this {{signature.day_ordinal}} day of {{signature.month_year}}</w:t>
+      </w:r>
+    </w:p>
+    <w:p>
+      <w:pPr>
+        <w:pStyle w:val="SmallNote"/>
+      </w:pPr>
+      <w:r>
+        <w:rPr>
+          <w:rFonts w:ascii="Calibri" w:hAnsi="Calibri" w:eastAsia="Microsoft YaHei"/>
+          <w:b w:val="0"/>
+          <w:i w:val="0"/>
+        </w:rPr>
+        <w:t>Notes: A member entitled to attend and vote at the meeting is entitled to appoint a proxy to attend and vote on his/her behalf. A proxy need not be a member of the Company. The instrument appointing a proxy should be deposited at the registered office of the Company or delivered to the Company before the meeting.</w:t>
       </w:r>
     </w:p>
     <w:p>
@@ -520,7 +725,7 @@
           <w:b w:val="0"/>
           <w:i w:val="0"/>
         </w:rPr>
-        <w:t>Pursuant to Section 177(3)(a) of the Companies Act 1967, the undersigned member(s) of the Company hereby agree to the Annual General Meeting of the Company being held on {{m05.agm_date}} at {{m05.agm_time}}, notwithstanding that it may be called by notice shorter than the period of notice otherwise required.</w:t>
+        <w:t>Pursuant to Section 177(3)(a) of the Companies Act 1967 and the Constitution of the Company, the undersigned member(s) of the Company hereby agree to the Annual General Meeting being held on {{m05.agm_date}} at {{m05.agm_time}}, notwithstanding that it may be called by notice shorter than the period otherwise required.</w:t>
       </w:r>
     </w:p>
     <w:p>
@@ -533,13 +738,388 @@
           <w:b w:val="0"/>
           <w:i w:val="0"/>
         </w:rPr>
-        <w:t>The undersigned member(s) also consent, where applicable, to the receipt of the financial statements and related documents less than the prescribed period before the Annual General Meeting.</w:t>
+        <w:t>The undersigned member(s) further confirm that they have received, or agree to receive, the financial statements, report of the directors and related documents for consideration at the Annual General Meeting.</w:t>
       </w:r>
     </w:p>
     <w:p>
       <w:pPr>
         <w:pStyle w:val="SignatureBlock"/>
         <w:spacing w:before="200" w:after="200"/>
+      </w:pPr>
+      <w:r>
+        <w:rPr>
+          <w:rFonts w:ascii="Calibri" w:hAnsi="Calibri" w:eastAsia="Microsoft YaHei"/>
+          <w:b w:val="0"/>
+          <w:i w:val="0"/>
+        </w:rPr>
+        <w:t>Dated this {{signature.day_ordinal}} day of {{signature.month_year}}</w:t>
+      </w:r>
+    </w:p>
+    <w:p>
+      <w:pPr>
+        <w:keepNext/>
+        <w:spacing w:after="80"/>
+      </w:pPr>
+      <w:r>
+        <w:rPr>
+          <w:rFonts w:ascii="Calibri" w:hAnsi="Calibri" w:eastAsia="Microsoft YaHei"/>
+          <w:b/>
+          <w:i w:val="0"/>
+          <w:sz w:val="21"/>
+        </w:rPr>
+        <w:t>MEMBER(S)</w:t>
+      </w:r>
+    </w:p>
+    <w:p>
+      <w:pPr>
+        <w:spacing w:after="0"/>
+      </w:pPr>
+      <w:r>
+        <w:rPr>
+          <w:rFonts w:ascii="Calibri" w:hAnsi="Calibri" w:eastAsia="Microsoft YaHei"/>
+          <w:b w:val="0"/>
+          <w:i w:val="0"/>
+          <w:color w:val="FFFFFF"/>
+          <w:sz w:val="2"/>
+        </w:rPr>
+        <w:t>[[REPEAT m05.member_signature_rows[]]]</w:t>
+      </w:r>
+    </w:p>
+    <w:tbl>
+      <w:tblPr>
+        <w:tblW w:type="dxa" w:w="9360"/>
+        <w:tblLook w:firstColumn="1" w:firstRow="1" w:lastColumn="0" w:lastRow="0" w:noHBand="0" w:noVBand="1" w:val="04A0"/>
+        <w:tblBorders>
+          <w:top w:val="single" w:sz="4" w:space="0" w:color="FFFFFF"/>
+          <w:left w:val="single" w:sz="4" w:space="0" w:color="FFFFFF"/>
+          <w:bottom w:val="single" w:sz="4" w:space="0" w:color="FFFFFF"/>
+          <w:right w:val="single" w:sz="4" w:space="0" w:color="FFFFFF"/>
+          <w:insideH w:val="single" w:sz="4" w:space="0" w:color="FFFFFF"/>
+          <w:insideV w:val="single" w:sz="4" w:space="0" w:color="FFFFFF"/>
+        </w:tblBorders>
+        <w:tblCellMar>
+          <w:top w:w="40" w:type="dxa"/>
+          <w:bottom w:w="60" w:type="dxa"/>
+          <w:start w:w="0" w:type="dxa"/>
+          <w:end w:w="160" w:type="dxa"/>
+        </w:tblCellMar>
+      </w:tblPr>
+      <w:tblGrid>
+        <w:gridCol w:w="4680"/>
+        <w:gridCol w:w="4680"/>
+      </w:tblGrid>
+      <w:tr>
+        <w:trPr>
+          <w:cantSplit/>
+        </w:trPr>
+        <w:tc>
+          <w:tcPr>
+            <w:tcW w:type="dxa" w:w="4680"/>
+            <w:vAlign w:val="center"/>
+          </w:tcPr>
+          <w:p>
+            <w:pPr>
+              <w:spacing w:before="0" w:after="0"/>
+            </w:pPr>
+            <w:r>
+              <w:rPr>
+                <w:rFonts w:ascii="Calibri" w:hAnsi="Calibri" w:eastAsia="Microsoft YaHei"/>
+                <w:b w:val="0"/>
+                <w:sz w:val="20"/>
+              </w:rPr>
+              <w:t>{{sigrow.left_block}}</w:t>
+            </w:r>
+          </w:p>
+        </w:tc>
+        <w:tc>
+          <w:tcPr>
+            <w:tcW w:type="dxa" w:w="4680"/>
+            <w:vAlign w:val="center"/>
+          </w:tcPr>
+          <w:p>
+            <w:pPr>
+              <w:spacing w:before="0" w:after="0"/>
+            </w:pPr>
+            <w:r>
+              <w:rPr>
+                <w:rFonts w:ascii="Calibri" w:hAnsi="Calibri" w:eastAsia="Microsoft YaHei"/>
+                <w:b w:val="0"/>
+                <w:sz w:val="20"/>
+              </w:rPr>
+              <w:t>{{sigrow.right_block}}</w:t>
+            </w:r>
+          </w:p>
+        </w:tc>
+      </w:tr>
+    </w:tbl>
+    <w:p>
+      <w:r>
+        <w:br w:type="page"/>
+      </w:r>
+    </w:p>
+    <w:p>
+      <w:pPr>
+        <w:keepNext/>
+        <w:spacing w:after="20"/>
+        <w:jc w:val="center"/>
+      </w:pPr>
+      <w:r>
+        <w:rPr>
+          <w:rFonts w:ascii="Calibri" w:hAnsi="Calibri" w:eastAsia="Microsoft YaHei"/>
+          <w:b/>
+          <w:i w:val="0"/>
+          <w:sz w:val="24"/>
+        </w:rPr>
+        <w:t>{{company.company_name}}</w:t>
+      </w:r>
+    </w:p>
+    <w:p>
+      <w:pPr>
+        <w:keepNext/>
+        <w:spacing w:after="20"/>
+        <w:jc w:val="center"/>
+      </w:pPr>
+      <w:r>
+        <w:rPr>
+          <w:rFonts w:ascii="Calibri" w:hAnsi="Calibri" w:eastAsia="Microsoft YaHei"/>
+          <w:b w:val="0"/>
+          <w:i w:val="0"/>
+          <w:sz w:val="20"/>
+        </w:rPr>
+        <w:t>Company Registration No. {{company.uen}}</w:t>
+      </w:r>
+    </w:p>
+    <w:p>
+      <w:pPr>
+        <w:keepNext/>
+        <w:spacing w:after="20"/>
+        <w:jc w:val="center"/>
+      </w:pPr>
+      <w:r>
+        <w:rPr>
+          <w:rFonts w:ascii="Calibri" w:hAnsi="Calibri" w:eastAsia="Microsoft YaHei"/>
+          <w:b w:val="0"/>
+          <w:i w:val="0"/>
+          <w:sz w:val="20"/>
+        </w:rPr>
+        <w:t>(Incorporated in the Republic of Singapore)</w:t>
+      </w:r>
+    </w:p>
+    <w:p>
+      <w:pPr>
+        <w:keepNext/>
+        <w:spacing w:after="240"/>
+        <w:jc w:val="center"/>
+      </w:pPr>
+      <w:r>
+        <w:rPr>
+          <w:rFonts w:ascii="Calibri" w:hAnsi="Calibri" w:eastAsia="Microsoft YaHei"/>
+          <w:b w:val="0"/>
+          <w:i w:val="0"/>
+          <w:sz w:val="20"/>
+        </w:rPr>
+        <w:t>(the "Company")</w:t>
+      </w:r>
+    </w:p>
+    <w:p>
+      <w:pPr>
+        <w:keepNext/>
+        <w:spacing w:after="280"/>
+        <w:jc w:val="center"/>
+      </w:pPr>
+      <w:r>
+        <w:rPr>
+          <w:rFonts w:ascii="Calibri" w:hAnsi="Calibri" w:eastAsia="Microsoft YaHei"/>
+          <w:b/>
+          <w:i w:val="0"/>
+          <w:sz w:val="24"/>
+        </w:rPr>
+        <w:t>INSTRUMENT APPOINTING A PROXY</w:t>
+      </w:r>
+    </w:p>
+    <w:p>
+      <w:pPr>
+        <w:pStyle w:val="LegalClause"/>
+      </w:pPr>
+      <w:r>
+        <w:rPr>
+          <w:rFonts w:ascii="Calibri" w:hAnsi="Calibri" w:eastAsia="Microsoft YaHei"/>
+          <w:b w:val="0"/>
+          <w:i w:val="0"/>
+        </w:rPr>
+        <w:t>I/We, being a member of the Company, hereby appoint the following person as my/our proxy to attend and vote for me/us and on my/our behalf at the Annual General Meeting of the Company to be held on {{m05.agm_date}} at {{m05.agm_time}}, and at any adjournment thereof.</w:t>
+      </w:r>
+    </w:p>
+    <w:tbl>
+      <w:tblPr>
+        <w:tblW w:type="dxa" w:w="9360"/>
+        <w:tblLook w:firstColumn="1" w:firstRow="1" w:lastColumn="0" w:lastRow="0" w:noHBand="0" w:noVBand="1" w:val="04A0"/>
+        <w:tblBorders>
+          <w:top w:val="single" w:sz="4" w:space="0" w:color="B8C1CC"/>
+          <w:left w:val="single" w:sz="4" w:space="0" w:color="B8C1CC"/>
+          <w:bottom w:val="single" w:sz="4" w:space="0" w:color="B8C1CC"/>
+          <w:right w:val="single" w:sz="4" w:space="0" w:color="B8C1CC"/>
+          <w:insideH w:val="single" w:sz="4" w:space="0" w:color="B8C1CC"/>
+          <w:insideV w:val="single" w:sz="4" w:space="0" w:color="B8C1CC"/>
+        </w:tblBorders>
+        <w:tblCellMar>
+          <w:top w:w="90" w:type="dxa"/>
+          <w:bottom w:w="90" w:type="dxa"/>
+          <w:start w:w="110" w:type="dxa"/>
+          <w:end w:w="110" w:type="dxa"/>
+        </w:tblCellMar>
+      </w:tblPr>
+      <w:tblGrid>
+        <w:gridCol w:w="3000"/>
+        <w:gridCol w:w="3000"/>
+        <w:gridCol w:w="3360"/>
+      </w:tblGrid>
+      <w:tr>
+        <w:tc>
+          <w:tcPr>
+            <w:tcW w:type="dxa" w:w="3000"/>
+            <w:shd w:fill="F2F4F7"/>
+            <w:vAlign w:val="center"/>
+          </w:tcPr>
+          <w:p>
+            <w:pPr>
+              <w:spacing w:before="0" w:after="0"/>
+              <w:jc w:val="center"/>
+            </w:pPr>
+            <w:r>
+              <w:rPr>
+                <w:rFonts w:ascii="Calibri" w:hAnsi="Calibri" w:eastAsia="Microsoft YaHei"/>
+                <w:b/>
+                <w:sz w:val="18"/>
+              </w:rPr>
+              <w:t>Member</w:t>
+            </w:r>
+          </w:p>
+        </w:tc>
+        <w:tc>
+          <w:tcPr>
+            <w:tcW w:type="dxa" w:w="3000"/>
+            <w:shd w:fill="F2F4F7"/>
+            <w:vAlign w:val="center"/>
+          </w:tcPr>
+          <w:p>
+            <w:pPr>
+              <w:spacing w:before="0" w:after="0"/>
+              <w:jc w:val="center"/>
+            </w:pPr>
+            <w:r>
+              <w:rPr>
+                <w:rFonts w:ascii="Calibri" w:hAnsi="Calibri" w:eastAsia="Microsoft YaHei"/>
+                <w:b/>
+                <w:sz w:val="18"/>
+              </w:rPr>
+              <w:t>Proxy appointed</w:t>
+            </w:r>
+          </w:p>
+        </w:tc>
+        <w:tc>
+          <w:tcPr>
+            <w:tcW w:type="dxa" w:w="3360"/>
+            <w:shd w:fill="F2F4F7"/>
+            <w:vAlign w:val="center"/>
+          </w:tcPr>
+          <w:p>
+            <w:pPr>
+              <w:spacing w:before="0" w:after="0"/>
+              <w:jc w:val="center"/>
+            </w:pPr>
+            <w:r>
+              <w:rPr>
+                <w:rFonts w:ascii="Calibri" w:hAnsi="Calibri" w:eastAsia="Microsoft YaHei"/>
+                <w:b/>
+                <w:sz w:val="18"/>
+              </w:rPr>
+              <w:t>Meeting</w:t>
+            </w:r>
+          </w:p>
+        </w:tc>
+      </w:tr>
+      <w:tr>
+        <w:tc>
+          <w:tcPr>
+            <w:tcW w:type="dxa" w:w="3000"/>
+            <w:vAlign w:val="center"/>
+          </w:tcPr>
+          <w:p>
+            <w:pPr>
+              <w:spacing w:before="0" w:after="0"/>
+            </w:pPr>
+            <w:r>
+              <w:rPr>
+                <w:rFonts w:ascii="Calibri" w:hAnsi="Calibri" w:eastAsia="Microsoft YaHei"/>
+                <w:b w:val="0"/>
+                <w:sz w:val="18"/>
+              </w:rPr>
+              <w:t>{{m05.member_names_text}}</w:t>
+            </w:r>
+          </w:p>
+        </w:tc>
+        <w:tc>
+          <w:tcPr>
+            <w:tcW w:type="dxa" w:w="3000"/>
+            <w:vAlign w:val="center"/>
+          </w:tcPr>
+          <w:p>
+            <w:pPr>
+              <w:spacing w:before="0" w:after="0"/>
+            </w:pPr>
+            <w:r>
+              <w:rPr>
+                <w:rFonts w:ascii="Calibri" w:hAnsi="Calibri" w:eastAsia="Microsoft YaHei"/>
+                <w:b w:val="0"/>
+                <w:sz w:val="18"/>
+              </w:rPr>
+            </w:r>
+          </w:p>
+        </w:tc>
+        <w:tc>
+          <w:tcPr>
+            <w:tcW w:type="dxa" w:w="3360"/>
+            <w:vAlign w:val="center"/>
+          </w:tcPr>
+          <w:p>
+            <w:pPr>
+              <w:spacing w:before="0" w:after="0"/>
+            </w:pPr>
+            <w:r>
+              <w:rPr>
+                <w:rFonts w:ascii="Calibri" w:hAnsi="Calibri" w:eastAsia="Microsoft YaHei"/>
+                <w:b w:val="0"/>
+                <w:sz w:val="18"/>
+              </w:rPr>
+              <w:t>{{m05.agm_date}} at {{m05.agm_time}}</w:t>
+            </w:r>
+          </w:p>
+        </w:tc>
+      </w:tr>
+    </w:tbl>
+    <w:p>
+      <w:pPr>
+        <w:spacing w:after="80"/>
+      </w:pPr>
+    </w:p>
+    <w:p>
+      <w:pPr>
+        <w:pStyle w:val="LegalClause"/>
+      </w:pPr>
+      <w:r>
+        <w:rPr>
+          <w:rFonts w:ascii="Calibri" w:hAnsi="Calibri" w:eastAsia="Microsoft YaHei"/>
+          <w:b w:val="0"/>
+          <w:i w:val="0"/>
+        </w:rPr>
+        <w:t>Unless otherwise instructed, the proxy may vote or abstain from voting as he/she thinks fit on any resolution properly put before the meeting.</w:t>
+      </w:r>
+    </w:p>
+    <w:p>
+      <w:pPr>
+        <w:pStyle w:val="SignatureBlock"/>
+        <w:spacing w:before="240" w:after="200"/>
       </w:pPr>
       <w:r>
         <w:rPr>
@@ -781,8 +1361,8 @@
       </w:tblPr>
       <w:tblGrid>
         <w:gridCol w:w="3300"/>
-        <w:gridCol w:w="2100"/>
-        <w:gridCol w:w="3960"/>
+        <w:gridCol w:w="2300"/>
+        <w:gridCol w:w="3760"/>
       </w:tblGrid>
       <w:tr>
         <w:tc>
@@ -808,7 +1388,7 @@
         </w:tc>
         <w:tc>
           <w:tcPr>
-            <w:tcW w:type="dxa" w:w="2100"/>
+            <w:tcW w:type="dxa" w:w="2300"/>
             <w:shd w:fill="F2F4F7"/>
             <w:vAlign w:val="center"/>
           </w:tcPr>
@@ -829,7 +1409,7 @@
         </w:tc>
         <w:tc>
           <w:tcPr>
-            <w:tcW w:type="dxa" w:w="3960"/>
+            <w:tcW w:type="dxa" w:w="3760"/>
             <w:shd w:fill="F2F4F7"/>
             <w:vAlign w:val="center"/>
           </w:tcPr>
@@ -871,7 +1451,7 @@
         </w:tc>
         <w:tc>
           <w:tcPr>
-            <w:tcW w:type="dxa" w:w="2100"/>
+            <w:tcW w:type="dxa" w:w="2300"/>
             <w:vAlign w:val="center"/>
           </w:tcPr>
           <w:p>
@@ -890,7 +1470,7 @@
         </w:tc>
         <w:tc>
           <w:tcPr>
-            <w:tcW w:type="dxa" w:w="3960"/>
+            <w:tcW w:type="dxa" w:w="3760"/>
             <w:vAlign w:val="center"/>
           </w:tcPr>
           <w:p>
@@ -1162,7 +1742,7 @@
           <w:b w:val="0"/>
           <w:i w:val="0"/>
         </w:rPr>
-        <w:t>The Chairperson noted that a quorum was present and declared the meeting open. The notice convening the meeting was taken as read with the consent of the meeting.</w:t>
+        <w:t>The Chairperson noted that a quorum was present and declared the meeting open. The notice convening the meeting and, where applicable, the agreement by members to shorter notice were tabled and taken as read.</w:t>
       </w:r>
     </w:p>
     <w:p>
@@ -1176,7 +1756,7 @@
           <w:b w:val="0"/>
           <w:i w:val="0"/>
         </w:rPr>
-        <w:t>Directors' Statement and Financial Statements</w:t>
+        <w:t>{{m05.minutes_accounts_title}}</w:t>
       </w:r>
     </w:p>
     <w:p>
@@ -1189,7 +1769,7 @@
           <w:b w:val="0"/>
           <w:i w:val="0"/>
         </w:rPr>
-        <w:t>It was resolved that the directors' statement and the financial statements of the Company for the financial year ended {{m05.fye_date_upper}} be and are hereby received and adopted.</w:t>
+        <w:t>{{m05.minutes_accounts_resolution}}</w:t>
       </w:r>
     </w:p>
     <w:p>
@@ -1203,7 +1783,7 @@
           <w:b w:val="0"/>
           <w:i w:val="0"/>
         </w:rPr>
-        <w:t>Audit Exemption</w:t>
+        <w:t>Audit / Dormant Status Review</w:t>
       </w:r>
     </w:p>
     <w:p>
@@ -1216,7 +1796,7 @@
           <w:b w:val="0"/>
           <w:i w:val="0"/>
         </w:rPr>
-        <w:t>It was noted that the Company qualifies, or is expected to qualify, for audit exemption as a small company / exempt private company for the relevant financial year, subject to the final confirmation of the Company's records and applicable statutory requirements.</w:t>
+        <w:t>{{m05.audit_statement_a}}</w:t>
       </w:r>
     </w:p>
     <w:p>
@@ -1270,33 +1850,6 @@
           <w:b w:val="0"/>
           <w:i w:val="0"/>
         </w:rPr>
-        <w:t>Non-Appointment of Auditor</w:t>
-      </w:r>
-    </w:p>
-    <w:p>
-      <w:pPr>
-        <w:pStyle w:val="LegalClause"/>
-      </w:pPr>
-      <w:r>
-        <w:rPr>
-          <w:rFonts w:ascii="Calibri" w:hAnsi="Calibri" w:eastAsia="Microsoft YaHei"/>
-          <w:b w:val="0"/>
-          <w:i w:val="0"/>
-        </w:rPr>
-        <w:t>It was resolved that an auditor need not be appointed for the ensuing year if the Company continues to satisfy the applicable audit exemption requirements.</w:t>
-      </w:r>
-    </w:p>
-    <w:p>
-      <w:pPr>
-        <w:pStyle w:val="Heading1"/>
-        <w:keepNext/>
-      </w:pPr>
-      <w:r>
-        <w:rPr>
-          <w:rFonts w:ascii="Calibri" w:hAnsi="Calibri" w:eastAsia="Microsoft YaHei"/>
-          <w:b w:val="0"/>
-          <w:i w:val="0"/>
-        </w:rPr>
         <w:t>Annual Return</w:t>
       </w:r>
     </w:p>
@@ -1310,7 +1863,7 @@
           <w:b w:val="0"/>
           <w:i w:val="0"/>
         </w:rPr>
-        <w:t>It was resolved that the authorised director and/or authorised representative be authorised to sign and lodge the Annual Return and related declarations with ACRA / BizFile for the financial year ended {{m05.fye_date_upper}}.</w:t>
+        <w:t>RESOLVED - That the authorised director and/or authorised representative be authorised to sign and lodge the Annual Return and related declarations with ACRA / BizFile for the financial year ended {{m05.fye_date_upper}}.</w:t>
       </w:r>
     </w:p>
     <w:p>
@@ -1337,7 +1890,7 @@
           <w:b w:val="0"/>
           <w:i w:val="0"/>
         </w:rPr>
-        <w:t>There being no further business, the meeting was closed.</w:t>
+        <w:t>There being no further business, the meeting was declared closed.</w:t>
       </w:r>
     </w:p>
     <w:p>
@@ -1392,6 +1945,341 @@
           <w:i w:val="0"/>
         </w:rPr>
         <w:t>Chairperson</w:t>
+      </w:r>
+    </w:p>
+    <w:p>
+      <w:pPr>
+        <w:spacing w:after="0"/>
+      </w:pPr>
+      <w:r>
+        <w:rPr>
+          <w:rFonts w:ascii="Calibri" w:hAnsi="Calibri" w:eastAsia="Microsoft YaHei"/>
+          <w:b w:val="0"/>
+          <w:i w:val="0"/>
+          <w:color w:val="FFFFFF"/>
+          <w:sz w:val="2"/>
+        </w:rPr>
+        <w:t>[[END IF]]</w:t>
+      </w:r>
+    </w:p>
+    <w:p>
+      <w:pPr>
+        <w:spacing w:after="0"/>
+      </w:pPr>
+      <w:r>
+        <w:rPr>
+          <w:rFonts w:ascii="Calibri" w:hAnsi="Calibri" w:eastAsia="Microsoft YaHei"/>
+          <w:b w:val="0"/>
+          <w:i w:val="0"/>
+          <w:color w:val="FFFFFF"/>
+          <w:sz w:val="2"/>
+        </w:rPr>
+        <w:t>[[IF m05.use_written_annual_review_documents]]</w:t>
+      </w:r>
+    </w:p>
+    <w:p>
+      <w:r>
+        <w:br w:type="page"/>
+      </w:r>
+    </w:p>
+    <w:p>
+      <w:pPr>
+        <w:keepNext/>
+        <w:spacing w:after="20"/>
+        <w:jc w:val="center"/>
+      </w:pPr>
+      <w:r>
+        <w:rPr>
+          <w:rFonts w:ascii="Calibri" w:hAnsi="Calibri" w:eastAsia="Microsoft YaHei"/>
+          <w:b/>
+          <w:i w:val="0"/>
+          <w:sz w:val="24"/>
+        </w:rPr>
+        <w:t>{{company.company_name}}</w:t>
+      </w:r>
+    </w:p>
+    <w:p>
+      <w:pPr>
+        <w:keepNext/>
+        <w:spacing w:after="20"/>
+        <w:jc w:val="center"/>
+      </w:pPr>
+      <w:r>
+        <w:rPr>
+          <w:rFonts w:ascii="Calibri" w:hAnsi="Calibri" w:eastAsia="Microsoft YaHei"/>
+          <w:b w:val="0"/>
+          <w:i w:val="0"/>
+          <w:sz w:val="20"/>
+        </w:rPr>
+        <w:t>Company Registration No. {{company.uen}}</w:t>
+      </w:r>
+    </w:p>
+    <w:p>
+      <w:pPr>
+        <w:keepNext/>
+        <w:spacing w:after="20"/>
+        <w:jc w:val="center"/>
+      </w:pPr>
+      <w:r>
+        <w:rPr>
+          <w:rFonts w:ascii="Calibri" w:hAnsi="Calibri" w:eastAsia="Microsoft YaHei"/>
+          <w:b w:val="0"/>
+          <w:i w:val="0"/>
+          <w:sz w:val="20"/>
+        </w:rPr>
+        <w:t>(Incorporated in the Republic of Singapore)</w:t>
+      </w:r>
+    </w:p>
+    <w:p>
+      <w:pPr>
+        <w:keepNext/>
+        <w:spacing w:after="240"/>
+        <w:jc w:val="center"/>
+      </w:pPr>
+      <w:r>
+        <w:rPr>
+          <w:rFonts w:ascii="Calibri" w:hAnsi="Calibri" w:eastAsia="Microsoft YaHei"/>
+          <w:b w:val="0"/>
+          <w:i w:val="0"/>
+          <w:sz w:val="20"/>
+        </w:rPr>
+        <w:t>(the "Company")</w:t>
+      </w:r>
+    </w:p>
+    <w:p>
+      <w:pPr>
+        <w:keepNext/>
+        <w:spacing w:after="280"/>
+        <w:jc w:val="center"/>
+      </w:pPr>
+      <w:r>
+        <w:rPr>
+          <w:rFonts w:ascii="Calibri" w:hAnsi="Calibri" w:eastAsia="Microsoft YaHei"/>
+          <w:b/>
+          <w:i w:val="0"/>
+          <w:sz w:val="24"/>
+        </w:rPr>
+        <w:t>{{m05.written_resolution_title}}</w:t>
+      </w:r>
+    </w:p>
+    <w:p>
+      <w:pPr>
+        <w:pStyle w:val="LegalClause"/>
+      </w:pPr>
+      <w:r>
+        <w:rPr>
+          <w:rFonts w:ascii="Calibri" w:hAnsi="Calibri" w:eastAsia="Microsoft YaHei"/>
+          <w:b w:val="0"/>
+          <w:i w:val="0"/>
+        </w:rPr>
+        <w:t>{{m05.written_resolution_body}}</w:t>
+      </w:r>
+    </w:p>
+    <w:p>
+      <w:pPr>
+        <w:pStyle w:val="Heading1"/>
+        <w:keepNext/>
+      </w:pPr>
+      <w:r>
+        <w:rPr>
+          <w:rFonts w:ascii="Calibri" w:hAnsi="Calibri" w:eastAsia="Microsoft YaHei"/>
+          <w:b w:val="0"/>
+          <w:i w:val="0"/>
+        </w:rPr>
+        <w:t>{{m05.minutes_accounts_title}}</w:t>
+      </w:r>
+    </w:p>
+    <w:p>
+      <w:pPr>
+        <w:pStyle w:val="LegalClause"/>
+      </w:pPr>
+      <w:r>
+        <w:rPr>
+          <w:rFonts w:ascii="Calibri" w:hAnsi="Calibri" w:eastAsia="Microsoft YaHei"/>
+          <w:b w:val="0"/>
+          <w:i w:val="0"/>
+        </w:rPr>
+        <w:t>RESOLVED - {{m05.written_resolution_accounts}}</w:t>
+      </w:r>
+    </w:p>
+    <w:p>
+      <w:pPr>
+        <w:pStyle w:val="Heading1"/>
+        <w:keepNext/>
+      </w:pPr>
+      <w:r>
+        <w:rPr>
+          <w:rFonts w:ascii="Calibri" w:hAnsi="Calibri" w:eastAsia="Microsoft YaHei"/>
+          <w:b w:val="0"/>
+          <w:i w:val="0"/>
+        </w:rPr>
+        <w:t>Annual Return</w:t>
+      </w:r>
+    </w:p>
+    <w:p>
+      <w:pPr>
+        <w:pStyle w:val="LegalClause"/>
+      </w:pPr>
+      <w:r>
+        <w:rPr>
+          <w:rFonts w:ascii="Calibri" w:hAnsi="Calibri" w:eastAsia="Microsoft YaHei"/>
+          <w:b w:val="0"/>
+          <w:i w:val="0"/>
+        </w:rPr>
+        <w:t>RESOLVED - That {{m05.ar_signer_name}}, acting as {{m05.ar_signer_capacity}}, be authorised to sign and lodge the Annual Return and related declarations with ACRA / BizFile for the financial year ended {{m05.fye_date_upper}}.</w:t>
+      </w:r>
+    </w:p>
+    <w:p>
+      <w:pPr>
+        <w:pStyle w:val="Heading1"/>
+        <w:keepNext/>
+      </w:pPr>
+      <w:r>
+        <w:rPr>
+          <w:rFonts w:ascii="Calibri" w:hAnsi="Calibri" w:eastAsia="Microsoft YaHei"/>
+          <w:b w:val="0"/>
+          <w:i w:val="0"/>
+        </w:rPr>
+        <w:t>Audit / Dormant Status</w:t>
+      </w:r>
+    </w:p>
+    <w:p>
+      <w:pPr>
+        <w:pStyle w:val="LegalClause"/>
+      </w:pPr>
+      <w:r>
+        <w:rPr>
+          <w:rFonts w:ascii="Calibri" w:hAnsi="Calibri" w:eastAsia="Microsoft YaHei"/>
+          <w:b w:val="0"/>
+          <w:i w:val="0"/>
+        </w:rPr>
+        <w:t>{{m05.audit_statement_a}}</w:t>
+      </w:r>
+    </w:p>
+    <w:p>
+      <w:pPr>
+        <w:pStyle w:val="SignatureBlock"/>
+        <w:spacing w:before="240" w:after="200"/>
+      </w:pPr>
+      <w:r>
+        <w:rPr>
+          <w:rFonts w:ascii="Calibri" w:hAnsi="Calibri" w:eastAsia="Microsoft YaHei"/>
+          <w:b w:val="0"/>
+          <w:i w:val="0"/>
+        </w:rPr>
+        <w:t>Dated this {{signature.day_ordinal}} day of {{signature.month_year}}</w:t>
+      </w:r>
+    </w:p>
+    <w:p>
+      <w:pPr>
+        <w:keepNext/>
+        <w:spacing w:after="80"/>
+      </w:pPr>
+      <w:r>
+        <w:rPr>
+          <w:rFonts w:ascii="Calibri" w:hAnsi="Calibri" w:eastAsia="Microsoft YaHei"/>
+          <w:b/>
+          <w:i w:val="0"/>
+          <w:sz w:val="21"/>
+        </w:rPr>
+        <w:t>MEMBER(S)</w:t>
+      </w:r>
+    </w:p>
+    <w:p>
+      <w:pPr>
+        <w:spacing w:after="0"/>
+      </w:pPr>
+      <w:r>
+        <w:rPr>
+          <w:rFonts w:ascii="Calibri" w:hAnsi="Calibri" w:eastAsia="Microsoft YaHei"/>
+          <w:b w:val="0"/>
+          <w:i w:val="0"/>
+          <w:color w:val="FFFFFF"/>
+          <w:sz w:val="2"/>
+        </w:rPr>
+        <w:t>[[REPEAT m05.member_signature_rows[]]]</w:t>
+      </w:r>
+    </w:p>
+    <w:tbl>
+      <w:tblPr>
+        <w:tblW w:type="dxa" w:w="9360"/>
+        <w:tblLook w:firstColumn="1" w:firstRow="1" w:lastColumn="0" w:lastRow="0" w:noHBand="0" w:noVBand="1" w:val="04A0"/>
+        <w:tblBorders>
+          <w:top w:val="single" w:sz="4" w:space="0" w:color="FFFFFF"/>
+          <w:left w:val="single" w:sz="4" w:space="0" w:color="FFFFFF"/>
+          <w:bottom w:val="single" w:sz="4" w:space="0" w:color="FFFFFF"/>
+          <w:right w:val="single" w:sz="4" w:space="0" w:color="FFFFFF"/>
+          <w:insideH w:val="single" w:sz="4" w:space="0" w:color="FFFFFF"/>
+          <w:insideV w:val="single" w:sz="4" w:space="0" w:color="FFFFFF"/>
+        </w:tblBorders>
+        <w:tblCellMar>
+          <w:top w:w="40" w:type="dxa"/>
+          <w:bottom w:w="60" w:type="dxa"/>
+          <w:start w:w="0" w:type="dxa"/>
+          <w:end w:w="160" w:type="dxa"/>
+        </w:tblCellMar>
+      </w:tblPr>
+      <w:tblGrid>
+        <w:gridCol w:w="4680"/>
+        <w:gridCol w:w="4680"/>
+      </w:tblGrid>
+      <w:tr>
+        <w:trPr>
+          <w:cantSplit/>
+        </w:trPr>
+        <w:tc>
+          <w:tcPr>
+            <w:tcW w:type="dxa" w:w="4680"/>
+            <w:vAlign w:val="center"/>
+          </w:tcPr>
+          <w:p>
+            <w:pPr>
+              <w:spacing w:before="0" w:after="0"/>
+            </w:pPr>
+            <w:r>
+              <w:rPr>
+                <w:rFonts w:ascii="Calibri" w:hAnsi="Calibri" w:eastAsia="Microsoft YaHei"/>
+                <w:b w:val="0"/>
+                <w:sz w:val="20"/>
+              </w:rPr>
+              <w:t>{{sigrow.left_block}}</w:t>
+            </w:r>
+          </w:p>
+        </w:tc>
+        <w:tc>
+          <w:tcPr>
+            <w:tcW w:type="dxa" w:w="4680"/>
+            <w:vAlign w:val="center"/>
+          </w:tcPr>
+          <w:p>
+            <w:pPr>
+              <w:spacing w:before="0" w:after="0"/>
+            </w:pPr>
+            <w:r>
+              <w:rPr>
+                <w:rFonts w:ascii="Calibri" w:hAnsi="Calibri" w:eastAsia="Microsoft YaHei"/>
+                <w:b w:val="0"/>
+                <w:sz w:val="20"/>
+              </w:rPr>
+              <w:t>{{sigrow.right_block}}</w:t>
+            </w:r>
+          </w:p>
+        </w:tc>
+      </w:tr>
+    </w:tbl>
+    <w:p>
+      <w:pPr>
+        <w:spacing w:after="0"/>
+      </w:pPr>
+      <w:r>
+        <w:rPr>
+          <w:rFonts w:ascii="Calibri" w:hAnsi="Calibri" w:eastAsia="Microsoft YaHei"/>
+          <w:b w:val="0"/>
+          <w:i w:val="0"/>
+          <w:color w:val="FFFFFF"/>
+          <w:sz w:val="2"/>
+        </w:rPr>
+        <w:t>[[END IF]]</w:t>
       </w:r>
     </w:p>
     <w:sectPr>

--- a/app/doc_templates/p2_standard_v1/M05_agm_documents_package_standard.docx
+++ b/app/doc_templates/p2_standard_v1/M05_agm_documents_package_standard.docx
@@ -162,7 +162,7 @@
           <w:b w:val="0"/>
           <w:i w:val="0"/>
         </w:rPr>
-        <w:t>Annual Review Route</w:t>
+        <w:t>Annual Review Method</w:t>
       </w:r>
     </w:p>
     <w:p>
@@ -1783,7 +1783,7 @@
           <w:b w:val="0"/>
           <w:i w:val="0"/>
         </w:rPr>
-        <w:t>Audit / Dormant Status Review</w:t>
+        <w:t>Accounts / Audit Status Review</w:t>
       </w:r>
     </w:p>
     <w:p>
@@ -2140,7 +2140,7 @@
           <w:b w:val="0"/>
           <w:i w:val="0"/>
         </w:rPr>
-        <w:t>Audit / Dormant Status</w:t>
+        <w:t>Accounts / Audit Status</w:t>
       </w:r>
     </w:p>
     <w:p>
